--- a/06_산출물_문서/3계층_지침서/WI-806-01_수입검사_지침서.docx
+++ b/06_산출물_문서/3계층_지침서/WI-806-01_수입검사_지침서.docx
@@ -270,11 +270,11 @@
     </w:p>
     <w:tbl>
       <w:tblPr>
-        <w:tblW w:w="8788" w:type="dxa"/>
         <w:tblCellMar>
           <w:left w:w="108" w:type="dxa"/>
           <w:right w:w="108" w:type="dxa"/>
         </w:tblCellMar>
+        <w:tblW w:w="8788" w:type="dxa"/>
         <w:tblBorders>
           <w:top w:val="single" w:sz="4" w:color="2E74B5" w:space="0"/>
           <w:left w:val="single" w:sz="4" w:color="2E74B5" w:space="0"/>
@@ -294,13 +294,13 @@
         <w:tc>
           <w:tcPr>
             <w:tcW w:w="1500" w:type="dxa"/>
-            <w:shd w:val="clear" w:color="auto" w:fill="D9D9D9"/>
             <w:tcMar>
               <w:top w:w="60" w:type="dxa"/>
               <w:left w:w="120" w:type="dxa"/>
               <w:bottom w:w="60" w:type="dxa"/>
               <w:right w:w="120" w:type="dxa"/>
             </w:tcMar>
+            <w:shd w:val="clear" w:color="auto" w:fill="DEEAF1"/>
           </w:tcPr>
           <w:p>
             <w:pPr>
@@ -320,13 +320,13 @@
         <w:tc>
           <w:tcPr>
             <w:tcW w:w="2800" w:type="dxa"/>
-            <w:shd w:val="clear" w:color="auto" w:fill="D9D9D9"/>
             <w:tcMar>
               <w:top w:w="60" w:type="dxa"/>
               <w:left w:w="120" w:type="dxa"/>
               <w:bottom w:w="60" w:type="dxa"/>
               <w:right w:w="120" w:type="dxa"/>
             </w:tcMar>
+            <w:shd w:val="clear" w:color="auto" w:fill="DEEAF1"/>
           </w:tcPr>
           <w:p>
             <w:pPr>
@@ -346,13 +346,13 @@
         <w:tc>
           <w:tcPr>
             <w:tcW w:w="2000" w:type="dxa"/>
-            <w:shd w:val="clear" w:color="auto" w:fill="D9D9D9"/>
             <w:tcMar>
               <w:top w:w="60" w:type="dxa"/>
               <w:left w:w="120" w:type="dxa"/>
               <w:bottom w:w="60" w:type="dxa"/>
               <w:right w:w="120" w:type="dxa"/>
             </w:tcMar>
+            <w:shd w:val="clear" w:color="auto" w:fill="DEEAF1"/>
           </w:tcPr>
           <w:p>
             <w:pPr>
@@ -372,13 +372,13 @@
         <w:tc>
           <w:tcPr>
             <w:tcW w:w="2488" w:type="dxa"/>
-            <w:shd w:val="clear" w:color="auto" w:fill="D9D9D9"/>
             <w:tcMar>
               <w:top w:w="60" w:type="dxa"/>
               <w:left w:w="120" w:type="dxa"/>
               <w:bottom w:w="60" w:type="dxa"/>
               <w:right w:w="120" w:type="dxa"/>
             </w:tcMar>
+            <w:shd w:val="clear" w:color="auto" w:fill="DEEAF1"/>
           </w:tcPr>
           <w:p>
             <w:pPr>
@@ -528,11 +528,18 @@
         <w:tc>
           <w:tcPr>
             <w:tcW w:w="2488" w:type="dxa"/>
+            <w:tcMar>
+              <w:top w:w="60" w:type="dxa"/>
+              <w:left w:w="120" w:type="dxa"/>
+              <w:bottom w:w="60" w:type="dxa"/>
+              <w:right w:w="120" w:type="dxa"/>
+            </w:tcMar>
           </w:tcPr>
           <w:p>
             <w:pPr>
               <w:jc w:val="left"/>
               <w:spacing w:before="200" w:after="200"/>
+              <w:wordWrap w:val="1"/>
             </w:pPr>
             <w:r>
               <w:rPr>
@@ -598,11 +605,18 @@
         <w:tc>
           <w:tcPr>
             <w:tcW w:w="2488" w:type="dxa"/>
+            <w:tcMar>
+              <w:top w:w="60" w:type="dxa"/>
+              <w:left w:w="120" w:type="dxa"/>
+              <w:bottom w:w="60" w:type="dxa"/>
+              <w:right w:w="120" w:type="dxa"/>
+            </w:tcMar>
           </w:tcPr>
           <w:p>
             <w:pPr>
               <w:jc w:val="left"/>
               <w:spacing w:before="200" w:after="200"/>
+              <w:wordWrap w:val="1"/>
             </w:pPr>
             <w:r>
               <w:rPr>
@@ -1153,64 +1167,6 @@
         </w:trPr>
         <w:tc>
           <w:tcPr>
-            <w:tcW w:w="2460" w:type="dxa"/>
-            <w:tcMar>
-              <w:top w:w="60" w:type="dxa"/>
-              <w:left w:w="120" w:type="dxa"/>
-              <w:bottom w:w="60" w:type="dxa"/>
-              <w:right w:w="120" w:type="dxa"/>
-            </w:tcMar>
-            <w:shd w:val="clear" w:color="auto" w:fill="DEEAF1"/>
-          </w:tcPr>
-          <w:p>
-            <w:pPr>
-              <w:pStyle w:val="Compact"/>
-              <w:wordWrap w:val="1"/>
-            </w:pPr>
-            <w:r>
-              <w:t xml:space="preserve">문서번호</w:t>
-            </w:r>
-          </w:p>
-        </w:tc>
-        <w:tc>
-          <w:tcPr>
-            <w:tcW w:w="6328" w:type="dxa"/>
-            <w:tcMar>
-              <w:top w:w="60" w:type="dxa"/>
-              <w:left w:w="120" w:type="dxa"/>
-              <w:bottom w:w="60" w:type="dxa"/>
-              <w:right w:w="120" w:type="dxa"/>
-            </w:tcMar>
-            <w:shd w:val="clear" w:color="auto" w:fill="DEEAF1"/>
-          </w:tcPr>
-          <w:p>
-            <w:pPr>
-              <w:pStyle w:val="Compact"/>
-              <w:wordWrap w:val="1"/>
-            </w:pPr>
-            <w:r>
-              <w:t xml:space="preserve">문서명</w:t>
-            </w:r>
-          </w:p>
-        </w:tc>
-      </w:tr>
-      <w:tr>
-        <w:tc>
-          <w:tcPr>
-            <w:tcW w:w="2460" w:type="dxa"/>
-          </w:tcPr>
-          <w:p>
-            <w:pPr>
-              <w:pStyle w:val="Compact"/>
-            </w:pPr>
-            <w:r>
-              <w:t xml:space="preserve">QP-808</w:t>
-            </w:r>
-          </w:p>
-        </w:tc>
-        <w:tc>
-          <w:tcPr>
-            <w:tcW w:w="6328" w:type="dxa"/>
             <w:tcMar>
               <w:top w:w="60" w:type="dxa"/>
               <w:left w:w="120" w:type="dxa"/>
@@ -1224,20 +1180,7 @@
               <w:wordWrap w:val="1"/>
             </w:pPr>
             <w:r>
-              <w:t xml:space="preserve">외부공급자 관리 절차서</w:t>
-            </w:r>
-          </w:p>
-        </w:tc>
-      </w:tr>
-      <w:tr>
-        <w:tc>
-          <w:tcPr/>
-          <w:p>
-            <w:pPr>
-              <w:pStyle w:val="Compact"/>
-            </w:pPr>
-            <w:r>
-              <w:t xml:space="preserve">QP-841</w:t>
+              <w:t xml:space="preserve">문서번호</w:t>
             </w:r>
           </w:p>
         </w:tc>
@@ -1256,7 +1199,7 @@
               <w:wordWrap w:val="1"/>
             </w:pPr>
             <w:r>
-              <w:t xml:space="preserve">외부공급자 평가/승인 절차서</w:t>
+              <w:t xml:space="preserve">문서명</w:t>
             </w:r>
           </w:p>
         </w:tc>
@@ -1269,82 +1212,10 @@
               <w:pStyle w:val="Compact"/>
             </w:pPr>
             <w:r>
-              <w:t xml:space="preserve">F-804-01</w:t>
-            </w:r>
-          </w:p>
-        </w:tc>
-        <w:tc>
-          <w:tcPr>
-            <w:tcW w:w="6328" w:type="dxa"/>
-          </w:tcPr>
-          <w:p>
-            <w:pPr>
-              <w:pStyle w:val="Compact"/>
-            </w:pPr>
-            <w:r>
-              <w:t xml:space="preserve">수입검사 기록서</w:t>
-            </w:r>
-          </w:p>
-        </w:tc>
-      </w:tr>
-      <w:tr>
-        <w:tc>
-          <w:tcPr>
-            <w:tcW w:w="2460" w:type="dxa"/>
-            <w:tcMar>
-              <w:top w:w="60" w:type="dxa"/>
-              <w:left w:w="120" w:type="dxa"/>
-              <w:bottom w:w="60" w:type="dxa"/>
-              <w:right w:w="120" w:type="dxa"/>
-            </w:tcMar>
-          </w:tcPr>
-          <w:p>
-            <w:pPr>
-              <w:pStyle w:val="Compact"/>
-              <w:wordWrap w:val="1"/>
-            </w:pPr>
-            <w:r>
-              <w:t xml:space="preserve">ANSI/ASQ Z1.4</w:t>
-            </w:r>
-          </w:p>
-        </w:tc>
-        <w:tc>
-          <w:tcPr/>
-          <w:p>
-            <w:pPr>
-              <w:pStyle w:val="Compact"/>
-            </w:pPr>
-            <w:r>
-              <w:t xml:space="preserve">계수형 샘플링 검사 표준</w:t>
-            </w:r>
-          </w:p>
-        </w:tc>
-      </w:tr>
-      <w:tr>
-        <w:tc>
-          <w:tcPr/>
-          <w:p>
-            <w:pPr>
-              <w:pStyle w:val="Compact"/>
-            </w:pPr>
-            <w:r>
-              <w:t xml:space="preserve">AS9102</w:t>
-            </w:r>
-          </w:p>
-        </w:tc>
-        <w:tc>
-          <w:tcPr/>
-          <w:p>
-            <w:pPr>
-              <w:pStyle w:val="Compact"/>
-            </w:pPr>
-            <w:r>
-              <w:t xml:space="preserve">First Article Inspection (FAI)</w:t>
-            </w:r>
-          </w:p>
-        </w:tc>
-      </w:tr>
-      <w:tr>
+              <w:t xml:space="preserve">QP-808</w:t>
+            </w:r>
+          </w:p>
+        </w:tc>
         <w:tc>
           <w:tcPr>
             <w:tcMar>
@@ -1360,7 +1231,20 @@
               <w:wordWrap w:val="1"/>
             </w:pPr>
             <w:r>
-              <w:t xml:space="preserve">QP-830</w:t>
+              <w:t xml:space="preserve">외부공급자 관리 절차서</w:t>
+            </w:r>
+          </w:p>
+        </w:tc>
+      </w:tr>
+      <w:tr>
+        <w:tc>
+          <w:tcPr/>
+          <w:p>
+            <w:pPr>
+              <w:pStyle w:val="Compact"/>
+            </w:pPr>
+            <w:r>
+              <w:t xml:space="preserve">QP-841</w:t>
             </w:r>
           </w:p>
         </w:tc>
@@ -1377,6 +1261,102 @@
             <w:pPr>
               <w:pStyle w:val="Compact"/>
               <w:wordWrap w:val="1"/>
+            </w:pPr>
+            <w:r>
+              <w:t xml:space="preserve">외부공급자 평가/승인 절차서</w:t>
+            </w:r>
+          </w:p>
+        </w:tc>
+      </w:tr>
+      <w:tr>
+        <w:tc>
+          <w:tcPr/>
+          <w:p>
+            <w:pPr>
+              <w:pStyle w:val="Compact"/>
+            </w:pPr>
+            <w:r>
+              <w:t xml:space="preserve">F-804-01</w:t>
+            </w:r>
+          </w:p>
+        </w:tc>
+        <w:tc>
+          <w:tcPr/>
+          <w:p>
+            <w:pPr>
+              <w:pStyle w:val="Compact"/>
+            </w:pPr>
+            <w:r>
+              <w:t xml:space="preserve">수입검사 기록서</w:t>
+            </w:r>
+          </w:p>
+        </w:tc>
+      </w:tr>
+      <w:tr>
+        <w:tc>
+          <w:tcPr/>
+          <w:p>
+            <w:pPr>
+              <w:pStyle w:val="Compact"/>
+            </w:pPr>
+            <w:r>
+              <w:t xml:space="preserve">ANSI/ASQ Z1.4</w:t>
+            </w:r>
+          </w:p>
+        </w:tc>
+        <w:tc>
+          <w:tcPr/>
+          <w:p>
+            <w:pPr>
+              <w:pStyle w:val="Compact"/>
+            </w:pPr>
+            <w:r>
+              <w:t xml:space="preserve">계수형 샘플링 검사 표준</w:t>
+            </w:r>
+          </w:p>
+        </w:tc>
+      </w:tr>
+      <w:tr>
+        <w:tc>
+          <w:tcPr/>
+          <w:p>
+            <w:pPr>
+              <w:pStyle w:val="Compact"/>
+            </w:pPr>
+            <w:r>
+              <w:t xml:space="preserve">AS9102</w:t>
+            </w:r>
+          </w:p>
+        </w:tc>
+        <w:tc>
+          <w:tcPr/>
+          <w:p>
+            <w:pPr>
+              <w:pStyle w:val="Compact"/>
+            </w:pPr>
+            <w:r>
+              <w:t xml:space="preserve">First Article Inspection (FAI)</w:t>
+            </w:r>
+          </w:p>
+        </w:tc>
+      </w:tr>
+      <w:tr>
+        <w:tc>
+          <w:tcPr/>
+          <w:p>
+            <w:pPr>
+              <w:pStyle w:val="Compact"/>
+            </w:pPr>
+            <w:r>
+              <w:t xml:space="preserve">QP-830</w:t>
+            </w:r>
+          </w:p>
+        </w:tc>
+        <w:tc>
+          <w:tcPr/>
+          <w:p>
+            <w:pPr>
+              <w:pStyle w:val="Compact"/>
             </w:pPr>
             <w:r>
               <w:t xml:space="preserve">부적합 관리 절차서</w:t>
@@ -1419,7 +1399,7 @@
         </w:trPr>
         <w:tc>
           <w:tcPr>
-            <w:tcW w:w="2460" w:type="dxa"/>
+            <w:tcW w:w="2722" w:type="dxa"/>
             <w:tcMar>
               <w:top w:w="60" w:type="dxa"/>
               <w:left w:w="120" w:type="dxa"/>
@@ -1440,7 +1420,7 @@
         </w:tc>
         <w:tc>
           <w:tcPr>
-            <w:tcW w:w="6328" w:type="dxa"/>
+            <w:tcW w:w="6066" w:type="dxa"/>
             <w:tcMar>
               <w:top w:w="60" w:type="dxa"/>
               <w:left w:w="120" w:type="dxa"/>
@@ -1462,21 +1442,19 @@
       </w:tr>
       <w:tr>
         <w:tc>
+          <w:tcPr/>
+          <w:p>
+            <w:pPr>
+              <w:pStyle w:val="Compact"/>
+            </w:pPr>
+            <w:r>
+              <w:t xml:space="preserve">IQC</w:t>
+            </w:r>
+          </w:p>
+        </w:tc>
+        <w:tc>
           <w:tcPr>
-            <w:tcW w:w="2460" w:type="dxa"/>
-          </w:tcPr>
-          <w:p>
-            <w:pPr>
-              <w:pStyle w:val="Compact"/>
-            </w:pPr>
-            <w:r>
-              <w:t xml:space="preserve">IQC</w:t>
-            </w:r>
-          </w:p>
-        </w:tc>
-        <w:tc>
-          <w:tcPr>
-            <w:tcW w:w="6328" w:type="dxa"/>
+            <w:tcW w:w="6066" w:type="dxa"/>
             <w:tcMar>
               <w:top w:w="60" w:type="dxa"/>
               <w:left w:w="120" w:type="dxa"/>
@@ -1509,7 +1487,7 @@
         </w:tc>
         <w:tc>
           <w:tcPr>
-            <w:tcW w:w="6328" w:type="dxa"/>
+            <w:tcW w:w="6066" w:type="dxa"/>
             <w:tcMar>
               <w:top w:w="60" w:type="dxa"/>
               <w:left w:w="120" w:type="dxa"/>
@@ -1566,7 +1544,7 @@
         </w:tc>
         <w:tc>
           <w:tcPr>
-            <w:tcW w:w="6328" w:type="dxa"/>
+            <w:tcW w:w="6066" w:type="dxa"/>
             <w:tcMar>
               <w:top w:w="60" w:type="dxa"/>
               <w:left w:w="120" w:type="dxa"/>
@@ -1659,18 +1637,10 @@
       </w:tr>
       <w:tr>
         <w:tc>
-          <w:tcPr>
-            <w:tcMar>
-              <w:top w:w="60" w:type="dxa"/>
-              <w:left w:w="120" w:type="dxa"/>
-              <w:bottom w:w="60" w:type="dxa"/>
-              <w:right w:w="120" w:type="dxa"/>
-            </w:tcMar>
-          </w:tcPr>
-          <w:p>
-            <w:pPr>
-              <w:pStyle w:val="Compact"/>
-              <w:wordWrap w:val="1"/>
+          <w:tcPr/>
+          <w:p>
+            <w:pPr>
+              <w:pStyle w:val="Compact"/>
             </w:pPr>
             <w:r>
               <w:t xml:space="preserve">Dock-to-Stock</w:t>
@@ -1678,18 +1648,10 @@
           </w:p>
         </w:tc>
         <w:tc>
-          <w:tcPr>
-            <w:tcMar>
-              <w:top w:w="60" w:type="dxa"/>
-              <w:left w:w="120" w:type="dxa"/>
-              <w:bottom w:w="60" w:type="dxa"/>
-              <w:right w:w="120" w:type="dxa"/>
-            </w:tcMar>
-          </w:tcPr>
-          <w:p>
-            <w:pPr>
-              <w:pStyle w:val="Compact"/>
-              <w:wordWrap w:val="1"/>
+          <w:tcPr/>
+          <w:p>
+            <w:pPr>
+              <w:pStyle w:val="Compact"/>
             </w:pPr>
             <w:r>
               <w:t xml:space="preserve">수입검사 생략 직입고</w:t>
@@ -3689,18 +3651,10 @@
           </w:p>
         </w:tc>
         <w:tc>
-          <w:tcPr>
-            <w:tcMar>
-              <w:top w:w="60" w:type="dxa"/>
-              <w:left w:w="120" w:type="dxa"/>
-              <w:bottom w:w="60" w:type="dxa"/>
-              <w:right w:w="120" w:type="dxa"/>
-            </w:tcMar>
-          </w:tcPr>
-          <w:p>
-            <w:pPr>
-              <w:pStyle w:val="Compact"/>
-              <w:wordWrap w:val="1"/>
+          <w:tcPr/>
+          <w:p>
+            <w:pPr>
+              <w:pStyle w:val="Compact"/>
             </w:pPr>
             <w:r>
               <w:t xml:space="preserve">1/2</w:t>
@@ -3754,18 +3708,10 @@
           </w:p>
         </w:tc>
         <w:tc>
-          <w:tcPr>
-            <w:tcMar>
-              <w:top w:w="60" w:type="dxa"/>
-              <w:left w:w="120" w:type="dxa"/>
-              <w:bottom w:w="60" w:type="dxa"/>
-              <w:right w:w="120" w:type="dxa"/>
-            </w:tcMar>
-          </w:tcPr>
-          <w:p>
-            <w:pPr>
-              <w:pStyle w:val="Compact"/>
-              <w:wordWrap w:val="1"/>
+          <w:tcPr/>
+          <w:p>
+            <w:pPr>
+              <w:pStyle w:val="Compact"/>
             </w:pPr>
             <w:r>
               <w:t xml:space="preserve">1/2</w:t>
@@ -3819,18 +3765,10 @@
           </w:p>
         </w:tc>
         <w:tc>
-          <w:tcPr>
-            <w:tcMar>
-              <w:top w:w="60" w:type="dxa"/>
-              <w:left w:w="120" w:type="dxa"/>
-              <w:bottom w:w="60" w:type="dxa"/>
-              <w:right w:w="120" w:type="dxa"/>
-            </w:tcMar>
-          </w:tcPr>
-          <w:p>
-            <w:pPr>
-              <w:pStyle w:val="Compact"/>
-              <w:wordWrap w:val="1"/>
+          <w:tcPr/>
+          <w:p>
+            <w:pPr>
+              <w:pStyle w:val="Compact"/>
             </w:pPr>
             <w:r>
               <w:t xml:space="preserve">2/3</w:t>
@@ -3840,18 +3778,10 @@
       </w:tr>
       <w:tr>
         <w:tc>
-          <w:tcPr>
-            <w:tcMar>
-              <w:top w:w="60" w:type="dxa"/>
-              <w:left w:w="120" w:type="dxa"/>
-              <w:bottom w:w="60" w:type="dxa"/>
-              <w:right w:w="120" w:type="dxa"/>
-            </w:tcMar>
-          </w:tcPr>
-          <w:p>
-            <w:pPr>
-              <w:pStyle w:val="Compact"/>
-              <w:wordWrap w:val="1"/>
+          <w:tcPr/>
+          <w:p>
+            <w:pPr>
+              <w:pStyle w:val="Compact"/>
             </w:pPr>
             <w:r>
               <w:t xml:space="preserve">281~500</w:t>
@@ -3859,18 +3789,10 @@
           </w:p>
         </w:tc>
         <w:tc>
-          <w:tcPr>
-            <w:tcMar>
-              <w:top w:w="60" w:type="dxa"/>
-              <w:left w:w="120" w:type="dxa"/>
-              <w:bottom w:w="60" w:type="dxa"/>
-              <w:right w:w="120" w:type="dxa"/>
-            </w:tcMar>
-          </w:tcPr>
-          <w:p>
-            <w:pPr>
-              <w:pStyle w:val="Compact"/>
-              <w:wordWrap w:val="1"/>
+          <w:tcPr/>
+          <w:p>
+            <w:pPr>
+              <w:pStyle w:val="Compact"/>
             </w:pPr>
             <w:r>
               <w:t xml:space="preserve">50</w:t>
@@ -3878,18 +3800,10 @@
           </w:p>
         </w:tc>
         <w:tc>
-          <w:tcPr>
-            <w:tcMar>
-              <w:top w:w="60" w:type="dxa"/>
-              <w:left w:w="120" w:type="dxa"/>
-              <w:bottom w:w="60" w:type="dxa"/>
-              <w:right w:w="120" w:type="dxa"/>
-            </w:tcMar>
-          </w:tcPr>
-          <w:p>
-            <w:pPr>
-              <w:pStyle w:val="Compact"/>
-              <w:wordWrap w:val="1"/>
+          <w:tcPr/>
+          <w:p>
+            <w:pPr>
+              <w:pStyle w:val="Compact"/>
             </w:pPr>
             <w:r>
               <w:t xml:space="preserve">1/2</w:t>
@@ -3897,18 +3811,10 @@
           </w:p>
         </w:tc>
         <w:tc>
-          <w:tcPr>
-            <w:tcMar>
-              <w:top w:w="60" w:type="dxa"/>
-              <w:left w:w="120" w:type="dxa"/>
-              <w:bottom w:w="60" w:type="dxa"/>
-              <w:right w:w="120" w:type="dxa"/>
-            </w:tcMar>
-          </w:tcPr>
-          <w:p>
-            <w:pPr>
-              <w:pStyle w:val="Compact"/>
-              <w:wordWrap w:val="1"/>
+          <w:tcPr/>
+          <w:p>
+            <w:pPr>
+              <w:pStyle w:val="Compact"/>
             </w:pPr>
             <w:r>
               <w:t xml:space="preserve">1/2</w:t>
@@ -3916,18 +3822,10 @@
           </w:p>
         </w:tc>
         <w:tc>
-          <w:tcPr>
-            <w:tcMar>
-              <w:top w:w="60" w:type="dxa"/>
-              <w:left w:w="120" w:type="dxa"/>
-              <w:bottom w:w="60" w:type="dxa"/>
-              <w:right w:w="120" w:type="dxa"/>
-            </w:tcMar>
-          </w:tcPr>
-          <w:p>
-            <w:pPr>
-              <w:pStyle w:val="Compact"/>
-              <w:wordWrap w:val="1"/>
+          <w:tcPr/>
+          <w:p>
+            <w:pPr>
+              <w:pStyle w:val="Compact"/>
             </w:pPr>
             <w:r>
               <w:t xml:space="preserve">3/4</w:t>
@@ -3981,18 +3879,10 @@
           </w:p>
         </w:tc>
         <w:tc>
-          <w:tcPr>
-            <w:tcMar>
-              <w:top w:w="60" w:type="dxa"/>
-              <w:left w:w="120" w:type="dxa"/>
-              <w:bottom w:w="60" w:type="dxa"/>
-              <w:right w:w="120" w:type="dxa"/>
-            </w:tcMar>
-          </w:tcPr>
-          <w:p>
-            <w:pPr>
-              <w:pStyle w:val="Compact"/>
-              <w:wordWrap w:val="1"/>
+          <w:tcPr/>
+          <w:p>
+            <w:pPr>
+              <w:pStyle w:val="Compact"/>
             </w:pPr>
             <w:r>
               <w:t xml:space="preserve">5/6</w:t>
@@ -4046,18 +3936,10 @@
           </w:p>
         </w:tc>
         <w:tc>
-          <w:tcPr>
-            <w:tcMar>
-              <w:top w:w="60" w:type="dxa"/>
-              <w:left w:w="120" w:type="dxa"/>
-              <w:bottom w:w="60" w:type="dxa"/>
-              <w:right w:w="120" w:type="dxa"/>
-            </w:tcMar>
-          </w:tcPr>
-          <w:p>
-            <w:pPr>
-              <w:pStyle w:val="Compact"/>
-              <w:wordWrap w:val="1"/>
+          <w:tcPr/>
+          <w:p>
+            <w:pPr>
+              <w:pStyle w:val="Compact"/>
             </w:pPr>
             <w:r>
               <w:t xml:space="preserve">7/8</w:t>
@@ -4128,7 +4010,7 @@
         </w:trPr>
         <w:tc>
           <w:tcPr>
-            <w:tcW w:w="2460" w:type="dxa"/>
+            <w:tcW w:w="2437" w:type="dxa"/>
             <w:tcMar>
               <w:top w:w="60" w:type="dxa"/>
               <w:left w:w="120" w:type="dxa"/>
@@ -4149,7 +4031,7 @@
         </w:tc>
         <w:tc>
           <w:tcPr>
-            <w:tcW w:w="6328" w:type="dxa"/>
+            <w:tcW w:w="6351" w:type="dxa"/>
             <w:tcMar>
               <w:top w:w="60" w:type="dxa"/>
               <w:left w:w="120" w:type="dxa"/>
@@ -4171,21 +4053,19 @@
       </w:tr>
       <w:tr>
         <w:tc>
+          <w:tcPr/>
+          <w:p>
+            <w:pPr>
+              <w:pStyle w:val="Compact"/>
+            </w:pPr>
+            <w:r>
+              <w:t xml:space="preserve">보통 → 완화</w:t>
+            </w:r>
+          </w:p>
+        </w:tc>
+        <w:tc>
           <w:tcPr>
-            <w:tcW w:w="2460" w:type="dxa"/>
-          </w:tcPr>
-          <w:p>
-            <w:pPr>
-              <w:pStyle w:val="Compact"/>
-            </w:pPr>
-            <w:r>
-              <w:t xml:space="preserve">보통 → 완화</w:t>
-            </w:r>
-          </w:p>
-        </w:tc>
-        <w:tc>
-          <w:tcPr>
-            <w:tcW w:w="6328" w:type="dxa"/>
+            <w:tcW w:w="6351" w:type="dxa"/>
             <w:tcMar>
               <w:top w:w="60" w:type="dxa"/>
               <w:left w:w="120" w:type="dxa"/>
@@ -4218,17 +4098,11 @@
         </w:tc>
         <w:tc>
           <w:tcPr>
-            <w:tcMar>
-              <w:top w:w="60" w:type="dxa"/>
-              <w:left w:w="120" w:type="dxa"/>
-              <w:bottom w:w="60" w:type="dxa"/>
-              <w:right w:w="120" w:type="dxa"/>
-            </w:tcMar>
+            <w:tcW w:w="6351" w:type="dxa"/>
           </w:tcPr>
           <w:p>
             <w:pPr>
               <w:pStyle w:val="Compact"/>
-              <w:wordWrap w:val="1"/>
             </w:pPr>
             <w:r>
               <w:t xml:space="preserve">연속 5로트 중 2로트 불합격</w:t>
@@ -4249,9 +4123,7 @@
           </w:p>
         </w:tc>
         <w:tc>
-          <w:tcPr>
-            <w:tcW w:w="6328" w:type="dxa"/>
-          </w:tcPr>
+          <w:tcPr/>
           <w:p>
             <w:pPr>
               <w:pStyle w:val="Compact"/>
@@ -4264,27 +4136,19 @@
       </w:tr>
       <w:tr>
         <w:tc>
+          <w:tcPr/>
+          <w:p>
+            <w:pPr>
+              <w:pStyle w:val="Compact"/>
+            </w:pPr>
+            <w:r>
+              <w:t xml:space="preserve">강화 → 검사 중지</w:t>
+            </w:r>
+          </w:p>
+        </w:tc>
+        <w:tc>
           <w:tcPr>
-            <w:tcW w:w="2460" w:type="dxa"/>
-            <w:tcMar>
-              <w:top w:w="60" w:type="dxa"/>
-              <w:left w:w="120" w:type="dxa"/>
-              <w:bottom w:w="60" w:type="dxa"/>
-              <w:right w:w="120" w:type="dxa"/>
-            </w:tcMar>
-          </w:tcPr>
-          <w:p>
-            <w:pPr>
-              <w:pStyle w:val="Compact"/>
-              <w:wordWrap w:val="1"/>
-            </w:pPr>
-            <w:r>
-              <w:t xml:space="preserve">강화 → 검사 중지</w:t>
-            </w:r>
-          </w:p>
-        </w:tc>
-        <w:tc>
-          <w:tcPr>
+            <w:tcW w:w="6351" w:type="dxa"/>
             <w:tcMar>
               <w:top w:w="60" w:type="dxa"/>
               <w:left w:w="120" w:type="dxa"/>
@@ -6830,7 +6694,7 @@
         </w:trPr>
         <w:tc>
           <w:tcPr>
-            <w:tcW w:w="2460" w:type="dxa"/>
+            <w:tcW w:w="1600" w:type="dxa"/>
             <w:tcMar>
               <w:top w:w="60" w:type="dxa"/>
               <w:left w:w="120" w:type="dxa"/>
@@ -6851,7 +6715,7 @@
         </w:tc>
         <w:tc>
           <w:tcPr>
-            <w:tcW w:w="6328" w:type="dxa"/>
+            <w:tcW w:w="7188" w:type="dxa"/>
             <w:tcMar>
               <w:top w:w="60" w:type="dxa"/>
               <w:left w:w="120" w:type="dxa"/>
@@ -7798,8 +7662,8 @@
     <w:rPrDefault>
       <w:rPr>
         <w:rFonts w:asciiTheme="minorHAnsi" w:cstheme="minorBidi" w:eastAsiaTheme="minorEastAsia" w:hAnsiTheme="minorHAnsi"/>
-        <w:sz w:val="24"/>
-        <w:szCs w:val="24"/>
+        <w:sz w:val="20"/>
+        <w:szCs w:val="20"/>
         <w:lang w:bidi="ar-SA" w:eastAsia="zh-CN" w:val="en-US"/>
       </w:rPr>
     </w:rPrDefault>
@@ -7867,8 +7731,8 @@
     </w:pPr>
     <w:rPr>
       <w:rFonts w:asciiTheme="majorHAnsi" w:cstheme="majorBidi" w:eastAsiaTheme="majorEastAsia" w:hAnsiTheme="majorHAnsi"/>
-      <w:sz w:val="56"/>
-      <w:szCs w:val="56"/>
+      <w:sz w:val="44"/>
+      <w:szCs w:val="44"/>
     </w:rPr>
   </w:style>
   <w:style w:customStyle="1" w:styleId="TitleChar" w:type="character">
@@ -7879,8 +7743,8 @@
     <w:rsid w:val="00A10FD9"/>
     <w:rPr>
       <w:rFonts w:asciiTheme="majorHAnsi" w:cstheme="majorBidi" w:eastAsiaTheme="majorEastAsia" w:hAnsiTheme="majorHAnsi"/>
-      <w:sz w:val="56"/>
-      <w:szCs w:val="56"/>
+      <w:sz w:val="44"/>
+      <w:szCs w:val="44"/>
     </w:rPr>
   </w:style>
   <w:style w:styleId="Subtitle" w:type="paragraph">
@@ -8002,8 +7866,8 @@
     <w:rPr>
       <w:rFonts w:asciiTheme="majorHAnsi" w:cstheme="majorBidi" w:eastAsiaTheme="majorEastAsia" w:hAnsiTheme="majorHAnsi"/>
       <w:color w:themeColor="accent1" w:themeShade="BF" w:val="0F4761"/>
-      <w:sz w:val="40"/>
-      <w:szCs w:val="40"/>
+      <w:sz w:val="32"/>
+      <w:szCs w:val="32"/>
     </w:rPr>
   </w:style>
   <w:style w:styleId="Heading2" w:type="paragraph">
@@ -8193,8 +8057,8 @@
     <w:rPr>
       <w:rFonts w:asciiTheme="majorHAnsi" w:cstheme="majorBidi" w:eastAsiaTheme="majorEastAsia" w:hAnsiTheme="majorHAnsi"/>
       <w:color w:themeColor="accent1" w:themeShade="BF" w:val="0F4761"/>
-      <w:sz w:val="40"/>
-      <w:szCs w:val="40"/>
+      <w:sz w:val="32"/>
+      <w:szCs w:val="32"/>
     </w:rPr>
   </w:style>
   <w:style w:customStyle="1" w:styleId="Heading2Char" w:type="character">
